--- a/Benjy-Alper-CV.docx
+++ b/Benjy-Alper-CV.docx
@@ -24,7 +24,7 @@
         <w:spacing w:after="120"/>
       </w:pPr>
       <w:r>
-        <w:t>benjyalper@hotmail.com  |  +972 50-991-6633  |  Israel / Remote Worldwide  |  Typical response: &lt;24 hours</w:t>
+        <w:t>benjyalper@hotmail.com  |  +972 50-991-6633  |  Israel / Remote Worldwide  |  translate-production-4ac8.up.railway.app  |  Typical response: &lt;24 hours</w:t>
       </w:r>
     </w:p>
     <w:tbl>
